--- a/test-results/e2e-modality/Q4_Review.docx
+++ b/test-results/e2e-modality/Q4_Review.docx
@@ -54,7 +54,7 @@
           <wp:inline distT="0" distB="0" distL="0" distR="0">
             <wp:extent cx="5734050" cy="3228975"/>
             <wp:effectExtent t="0" r="0" b="0" l="0"/>
-            <wp:docPr id="1" name="" descr="" title=""/>
+            <wp:docPr id="9" name="" descr="" title=""/>
             <wp:cNvGraphicFramePr>
               <a:graphicFrameLocks xmlns:a="http://schemas.openxmlformats.org/drawingml/2006/main" noChangeAspect="1"/>
             </wp:cNvGraphicFramePr>
@@ -116,7 +116,7 @@
           <wp:inline distT="0" distB="0" distL="0" distR="0">
             <wp:extent cx="5734050" cy="3228975"/>
             <wp:effectExtent t="0" r="0" b="0" l="0"/>
-            <wp:docPr id="2" name="" descr="" title=""/>
+            <wp:docPr id="10" name="" descr="" title=""/>
             <wp:cNvGraphicFramePr>
               <a:graphicFrameLocks xmlns:a="http://schemas.openxmlformats.org/drawingml/2006/main" noChangeAspect="1"/>
             </wp:cNvGraphicFramePr>

--- a/test-results/e2e-modality/Q4_Review.docx
+++ b/test-results/e2e-modality/Q4_Review.docx
@@ -54,7 +54,7 @@
           <wp:inline distT="0" distB="0" distL="0" distR="0">
             <wp:extent cx="5734050" cy="3228975"/>
             <wp:effectExtent t="0" r="0" b="0" l="0"/>
-            <wp:docPr id="9" name="" descr="" title=""/>
+            <wp:docPr id="1" name="" descr="" title=""/>
             <wp:cNvGraphicFramePr>
               <a:graphicFrameLocks xmlns:a="http://schemas.openxmlformats.org/drawingml/2006/main" noChangeAspect="1"/>
             </wp:cNvGraphicFramePr>
@@ -116,7 +116,7 @@
           <wp:inline distT="0" distB="0" distL="0" distR="0">
             <wp:extent cx="5734050" cy="3228975"/>
             <wp:effectExtent t="0" r="0" b="0" l="0"/>
-            <wp:docPr id="10" name="" descr="" title=""/>
+            <wp:docPr id="2" name="" descr="" title=""/>
             <wp:cNvGraphicFramePr>
               <a:graphicFrameLocks xmlns:a="http://schemas.openxmlformats.org/drawingml/2006/main" noChangeAspect="1"/>
             </wp:cNvGraphicFramePr>
